--- a/optimozacia/Практики/5.docx
+++ b/optimozacia/Практики/5.docx
@@ -240,29 +240,12 @@
       <w:pPr>
         <w:spacing w:after="133"/>
         <w:ind w:right="327" w:firstLine="426"/>
-        <w:jc w:val="center"/>
         <w:rPr>
           <w:rFonts w:ascii="Times New Roman" w:hAnsi="Times New Roman" w:cs="Times New Roman"/>
           <w:sz w:val="28"/>
           <w:szCs w:val="28"/>
         </w:rPr>
       </w:pPr>
-      <w:r>
-        <w:rPr>
-          <w:rFonts w:ascii="Times New Roman" w:eastAsia="Times New Roman" w:hAnsi="Times New Roman" w:cs="Times New Roman"/>
-          <w:sz w:val="28"/>
-          <w:szCs w:val="28"/>
-        </w:rPr>
-        <w:t>Вариант 1</w:t>
-      </w:r>
-      <w:r>
-        <w:rPr>
-          <w:rFonts w:ascii="Times New Roman" w:eastAsia="Times New Roman" w:hAnsi="Times New Roman" w:cs="Times New Roman"/>
-          <w:sz w:val="28"/>
-          <w:szCs w:val="28"/>
-        </w:rPr>
-        <w:t>0</w:t>
-      </w:r>
     </w:p>
     <w:p>
       <w:pPr>
@@ -3008,25 +2991,7 @@
           <w:sz w:val="28"/>
           <w:szCs w:val="28"/>
         </w:rPr>
-        <w:t>, то седлов</w:t>
-      </w:r>
-      <w:proofErr w:type="spellStart"/>
-      <w:r>
-        <w:rPr>
-          <w:rFonts w:ascii="Times New Roman" w:eastAsia="Georgia" w:hAnsi="Times New Roman" w:cs="Times New Roman"/>
-          <w:sz w:val="28"/>
-          <w:szCs w:val="28"/>
-        </w:rPr>
-        <w:t>ая</w:t>
-      </w:r>
-      <w:proofErr w:type="spellEnd"/>
-      <w:r>
-        <w:rPr>
-          <w:rFonts w:ascii="Times New Roman" w:eastAsia="Georgia" w:hAnsi="Times New Roman" w:cs="Times New Roman"/>
-          <w:sz w:val="28"/>
-          <w:szCs w:val="28"/>
-        </w:rPr>
-        <w:t xml:space="preserve"> точка </w:t>
+        <w:t xml:space="preserve">, то седловая точка </w:t>
       </w:r>
       <m:oMath>
         <m:r>
